--- a/dsj2/products/demo/docs/evidence/render/biot-itr-certificate-bilingual-regression.docx
+++ b/dsj2/products/demo/docs/evidence/render/biot-itr-certificate-bilingual-regression.docx
@@ -1,6 +1,6 @@
 
 <file path=word/document.xml><?xml version="1.0" encoding="utf-8"?>
-<w:document xmlns:a="http://schemas.openxmlformats.org/drawingml/2006/main" xmlns:mc="http://schemas.openxmlformats.org/markup-compatibility/2006" xmlns:o="urn:schemas-microsoft-com:office:office" xmlns:pic="http://schemas.openxmlformats.org/drawingml/2006/picture" xmlns:r="http://schemas.openxmlformats.org/officeDocument/2006/relationships" xmlns:v="urn:schemas-microsoft-com:vml" xmlns:w="http://schemas.openxmlformats.org/wordprocessingml/2006/main" xmlns:w10="urn:schemas-microsoft-com:office:word" xmlns:w14="http://schemas.microsoft.com/office/word/2010/wordml" xmlns:wp="http://schemas.openxmlformats.org/drawingml/2006/wordprocessingDrawing" xmlns:wp14="http://schemas.microsoft.com/office/word/2010/wordprocessingDrawing" xmlns:wps="http://schemas.microsoft.com/office/word/2010/wordprocessingShape" mc:Ignorable="w14 w15 w16se w16cid w16 w16cex w16sdtdh w16sdtfl w16du wp14">
+<w:document xmlns:a="http://schemas.openxmlformats.org/drawingml/2006/main" xmlns:mc="http://schemas.openxmlformats.org/markup-compatibility/2006" xmlns:o="urn:schemas-microsoft-com:office:office" xmlns:pic="http://schemas.openxmlformats.org/drawingml/2006/picture" xmlns:r="http://schemas.openxmlformats.org/officeDocument/2006/relationships" xmlns:v="urn:schemas-microsoft-com:vml" xmlns:w="http://schemas.openxmlformats.org/wordprocessingml/2006/main" xmlns:w10="urn:schemas-microsoft-com:office:word" xmlns:w14="http://schemas.microsoft.com/office/word/2010/wordml" xmlns:wp="http://schemas.openxmlformats.org/drawingml/2006/wordprocessingDrawing" xmlns:wp14="http://schemas.microsoft.com/office/word/2010/wordprocessingDrawing" xmlns:wps="http://schemas.microsoft.com/office/word/2010/wordprocessingShape" mc:Ignorable="w14 wp14">
   <w:body>
     <w:p>
       <w:pPr>
@@ -120,8 +120,8 @@
                           <w:p>
                             <w:pPr>
                               <w:pStyle w:val="a4"/>
+                              <w:spacing w:before="0" w:after="0" w:line="680" w:lineRule="exact"/>
                               <w:jc w:val="center"/>
-                              <w:spacing w:before="0" w:after="0" w:line="680" w:lineRule="exact"/>
                             </w:pPr>
                             <w:r>
                               <w:rPr>
@@ -253,8 +253,8 @@
                     <w:p>
                       <w:pPr>
                         <w:pStyle w:val="a4"/>
+                        <w:spacing w:before="0" w:after="0" w:line="680" w:lineRule="exact"/>
                         <w:jc w:val="center"/>
-                        <w:spacing w:before="0" w:after="0" w:line="680" w:lineRule="exact"/>
                       </w:pPr>
                       <w:r>
                         <w:rPr>
@@ -3133,7 +3133,7 @@
                 <wp:positionV relativeFrom="page">
                   <wp:posOffset>5015830</wp:posOffset>
                 </wp:positionV>
-                <wp:extent cx="3352800" cy="1002011"/>
+                <wp:extent cx="3352800" cy="1179811"/>
                 <wp:effectExtent l="0" t="0" r="0" b="0"/>
                 <wp:wrapNone/>
                 <wp:docPr id="1073741832" name="officeArt object" descr=""/>
@@ -3145,7 +3145,7 @@
                       <wps:spPr>
                         <a:xfrm>
                           <a:off x="0" y="0"/>
-                          <a:ext cx="3352800" cy="1002011"/>
+                          <a:ext cx="3352800" cy="1179811"/>
                         </a:xfrm>
                         <a:prstGeom prst="rect">
                           <a:avLst/>
@@ -3302,7 +3302,7 @@
           </mc:Choice>
           <mc:Fallback>
             <w:pict>
-              <v:shape id="_x0000_s1033" type="#_x0000_t202" style="visibility:visible;position:absolute;margin-left:125.5pt;margin-top:394.9pt;width:264.0pt;height:78.9pt;z-index:251666432;mso-position-horizontal:absolute;mso-position-horizontal-relative:page;mso-position-vertical:absolute;mso-position-vertical-relative:page;mso-wrap-distance-left:12.0pt;mso-wrap-distance-top:12.0pt;mso-wrap-distance-right:12.0pt;mso-wrap-distance-bottom:12.0pt;">
+              <v:shape id="_x0000_s1033" type="#_x0000_t202" style="visibility:visible;position:absolute;margin-left:125.5pt;margin-top:394.9pt;width:264.0pt;height:92.9pt;z-index:251666432;mso-position-horizontal:absolute;mso-position-horizontal-relative:page;mso-position-vertical:absolute;mso-position-vertical-relative:page;mso-wrap-distance-left:12.0pt;mso-wrap-distance-top:12.0pt;mso-wrap-distance-right:12.0pt;mso-wrap-distance-bottom:12.0pt;">
                 <v:fill on="f"/>
                 <v:stroke on="f" weight="1.0pt" dashstyle="solid" endcap="flat" miterlimit="400.0%" joinstyle="miter" linestyle="single" startarrow="none" startarrowwidth="medium" startarrowlength="medium" endarrow="none" endarrowwidth="medium" endarrowlength="medium"/>
                 <v:textbox>
@@ -3632,54 +3632,6 @@
           <w:sz w:val="66"/>
           <w:szCs w:val="66"/>
         </w:rPr>
-        <w:drawing>
-          <wp:anchor distT="152400" distB="152400" distL="152400" distR="152400" simplePos="0" relativeHeight="251667456" behindDoc="0" locked="0" layoutInCell="1" allowOverlap="1">
-            <wp:simplePos x="0" y="0"/>
-            <wp:positionH relativeFrom="page">
-              <wp:posOffset>7173118</wp:posOffset>
-            </wp:positionH>
-            <wp:positionV relativeFrom="page">
-              <wp:posOffset>213518</wp:posOffset>
-            </wp:positionV>
-            <wp:extent cx="3215614" cy="753770"/>
-            <wp:effectExtent l="0" t="0" r="0" b="0"/>
-            <wp:wrapNone/>
-            <wp:docPr id="1073741833" name="officeArt object" descr=""/>
-            <wp:cNvGraphicFramePr/>
-            <a:graphic>
-              <a:graphicData uri="http://schemas.openxmlformats.org/drawingml/2006/picture">
-                <pic:pic>
-                  <pic:nvPicPr>
-                    <pic:cNvPr id="1073741833" name="cтандарт (2).png" descr=""/>
-                    <pic:cNvPicPr>
-                      <a:picLocks noChangeAspect="1"/>
-                    </pic:cNvPicPr>
-                  </pic:nvPicPr>
-                  <pic:blipFill>
-                    <a:srcRect t="40419" b="36139"/>
-                    <a:stretch>
-                      <a:fillRect/>
-                    </a:stretch>
-                  </pic:blipFill>
-                  <pic:spPr>
-                    <a:xfrm>
-                      <a:off x="0" y="0"/>
-                      <a:ext cx="3215614" cy="753770"/>
-                    </a:xfrm>
-                    <a:prstGeom prst="rect">
-                      <a:avLst/>
-                    </a:prstGeom>
-                    <a:ln w="12700" cap="flat">
-                      <a:noFill/>
-                      <a:miter lim="400000"/>
-                    </a:ln>
-                    <a:effectLst/>
-                  </pic:spPr>
-                </pic:pic>
-              </a:graphicData>
-            </a:graphic>
-          </wp:anchor>
-        </w:drawing>
       </w:r>
     </w:p>
     <w:sectPr>
@@ -3703,8 +3655,8 @@
     </w:pPr>
     <w:r>
       <w:rPr>
+        <w:color w:val="9C2020"/>
         <w:sz w:val="14"/>
-        <w:color w:val="9C2020"/>
       </w:rPr>
       <w:t>ДЕМО — НЕ ЯВЛЯЕТСЯ ВЫДАННЫМ ДОКУМЕНТОМ</w:t>
     </w:r>
